--- a/FuentesCurso/UD 05. Redes y volumenes en Docker/UD 05.04 - Caso practico 02 - Balanceo de carga con HAProxy.docx
+++ b/FuentesCurso/UD 05. Redes y volumenes en Docker/UD 05.04 - Caso practico 02 - Balanceo de carga con HAProxy.docx
@@ -22,12 +22,13 @@
         <w:rPr>
           <w:rFonts w:ascii="Proxima Nova" w:cs="Proxima Nova" w:eastAsia="Proxima Nova" w:hAnsi="Proxima Nova"/>
           <w:b w:val="0"/>
+          <w:bCs w:val="0"/>
           <w:color w:val="669966"/>
           <w:sz w:val="48"/>
           <w:szCs w:val="48"/>
           <w:rtl w:val="0"/>
         </w:rPr>
-        <w:t xml:space="preserve">Introducción a Docker</w:t>
+        <w:t xml:space="preserve">Introducción a Docker y Kubernetes</w:t>
       </w:r>
       <w:r>
         <w:rPr>
@@ -73,12 +74,12 @@
           <wp:inline distB="114300" distT="114300" distL="114300" distR="114300">
             <wp:extent cx="447675" cy="57150"/>
             <wp:effectExtent b="0" l="0" r="0" t="0"/>
-            <wp:docPr descr="short line" id="6" name="image7.png"/>
+            <wp:docPr descr="short line" id="6" name="image3.png"/>
             <a:graphic>
               <a:graphicData uri="http://schemas.openxmlformats.org/drawingml/2006/picture">
                 <pic:pic>
                   <pic:nvPicPr>
-                    <pic:cNvPr descr="short line" id="0" name="image7.png"/>
+                    <pic:cNvPr descr="short line" id="0" name="image3.png"/>
                     <pic:cNvPicPr preferRelativeResize="0"/>
                   </pic:nvPicPr>
                   <pic:blipFill>
@@ -275,7 +276,6 @@
     </w:p>
     <w:p>
       <w:pPr>
-        <w:pageBreakBefore w:val="0"/>
         <w:widowControl w:val="1"/>
         <w:spacing w:after="0" w:before="200" w:line="300" w:lineRule="auto"/>
         <w:rPr>
@@ -291,7 +291,7 @@
           <w:szCs w:val="32"/>
           <w:rtl w:val="0"/>
         </w:rPr>
-        <w:t xml:space="preserve">Actualizado Febrero 2025</w:t>
+        <w:t xml:space="preserve">Actualizado Enero 2026</w:t>
       </w:r>
     </w:p>
     <w:p>
@@ -322,6 +322,7 @@
         <w:rPr>
           <w:rFonts w:ascii="Verdana" w:cs="Verdana" w:eastAsia="Verdana" w:hAnsi="Verdana"/>
           <w:b w:val="1"/>
+          <w:bCs w:val="1"/>
           <w:sz w:val="20"/>
           <w:szCs w:val="20"/>
         </w:rPr>
@@ -346,6 +347,7 @@
         <w:rPr>
           <w:rFonts w:ascii="Verdana" w:cs="Verdana" w:eastAsia="Verdana" w:hAnsi="Verdana"/>
           <w:b w:val="1"/>
+          <w:bCs w:val="1"/>
           <w:sz w:val="20"/>
           <w:szCs w:val="20"/>
           <w:rtl w:val="0"/>
@@ -374,12 +376,12 @@
             <wp:extent cx="922564" cy="322898"/>
             <wp:effectExtent b="0" l="0" r="0" t="0"/>
             <wp:wrapSquare wrapText="bothSides" distB="57150" distT="57150" distL="57150" distR="57150"/>
-            <wp:docPr id="2" name="image4.png"/>
+            <wp:docPr id="2" name="image2.png"/>
             <a:graphic>
               <a:graphicData uri="http://schemas.openxmlformats.org/drawingml/2006/picture">
                 <pic:pic>
                   <pic:nvPicPr>
-                    <pic:cNvPr id="0" name="image4.png"/>
+                    <pic:cNvPr id="0" name="image2.png"/>
                     <pic:cNvPicPr preferRelativeResize="0"/>
                   </pic:nvPicPr>
                   <pic:blipFill>
@@ -464,6 +466,7 @@
         <w:ind w:left="0" w:right="57" w:firstLine="0"/>
         <w:rPr>
           <w:b w:val="1"/>
+          <w:bCs w:val="1"/>
         </w:rPr>
       </w:pPr>
       <w:r>
@@ -477,6 +480,7 @@
       <w:r>
         <w:rPr>
           <w:b w:val="1"/>
+          <w:bCs w:val="1"/>
           <w:rtl w:val="0"/>
         </w:rPr>
         <w:t xml:space="preserve">Importante</w:t>
@@ -507,6 +511,7 @@
         <w:ind w:left="0" w:right="57" w:firstLine="0"/>
         <w:rPr>
           <w:b w:val="1"/>
+          <w:bCs w:val="1"/>
         </w:rPr>
       </w:pPr>
       <w:r>
@@ -530,6 +535,7 @@
       <w:r>
         <w:rPr>
           <w:b w:val="1"/>
+          <w:bCs w:val="1"/>
           <w:rtl w:val="0"/>
         </w:rPr>
         <w:t xml:space="preserve">Atención</w:t>
@@ -560,6 +566,7 @@
         <w:ind w:left="0" w:right="57" w:firstLine="0"/>
         <w:rPr>
           <w:b w:val="1"/>
+          <w:bCs w:val="1"/>
         </w:rPr>
       </w:pPr>
       <w:r>
@@ -579,6 +586,7 @@
       <w:r>
         <w:rPr>
           <w:b w:val="1"/>
+          <w:bCs w:val="1"/>
           <w:rtl w:val="0"/>
         </w:rPr>
         <w:t xml:space="preserve">Interesante</w:t>
@@ -596,6 +604,7 @@
     </w:p>
     <w:sdt>
       <w:sdtPr>
+        <w:id w:val="436556016"/>
         <w:docPartObj>
           <w:docPartGallery w:val="Table of Contents"/>
           <w:docPartUnique w:val="1"/>
@@ -611,6 +620,7 @@
             <w:jc w:val="left"/>
             <w:rPr>
               <w:b w:val="1"/>
+              <w:bCs w:val="1"/>
               <w:color w:val="000000"/>
               <w:u w:val="none"/>
             </w:rPr>
@@ -624,6 +634,7 @@
             <w:r>
               <w:rPr>
                 <w:b w:val="1"/>
+                <w:bCs w:val="1"/>
                 <w:color w:val="000000"/>
                 <w:u w:val="none"/>
                 <w:rtl w:val="0"/>
@@ -648,6 +659,7 @@
             <w:jc w:val="left"/>
             <w:rPr>
               <w:b w:val="1"/>
+              <w:bCs w:val="1"/>
               <w:color w:val="000000"/>
               <w:u w:val="none"/>
             </w:rPr>
@@ -656,6 +668,7 @@
             <w:r>
               <w:rPr>
                 <w:b w:val="1"/>
+                <w:bCs w:val="1"/>
                 <w:color w:val="000000"/>
                 <w:u w:val="none"/>
                 <w:rtl w:val="0"/>
@@ -742,6 +755,7 @@
             <w:jc w:val="left"/>
             <w:rPr>
               <w:b w:val="1"/>
+              <w:bCs w:val="1"/>
               <w:color w:val="000000"/>
               <w:u w:val="none"/>
             </w:rPr>
@@ -750,6 +764,7 @@
             <w:r>
               <w:rPr>
                 <w:b w:val="1"/>
+                <w:bCs w:val="1"/>
                 <w:color w:val="000000"/>
                 <w:u w:val="none"/>
                 <w:rtl w:val="0"/>
@@ -774,6 +789,7 @@
             <w:jc w:val="left"/>
             <w:rPr>
               <w:b w:val="1"/>
+              <w:bCs w:val="1"/>
               <w:color w:val="000000"/>
               <w:u w:val="none"/>
             </w:rPr>
@@ -782,6 +798,7 @@
             <w:r>
               <w:rPr>
                 <w:b w:val="1"/>
+                <w:bCs w:val="1"/>
                 <w:color w:val="000000"/>
                 <w:u w:val="none"/>
                 <w:rtl w:val="0"/>
@@ -806,6 +823,7 @@
             <w:jc w:val="left"/>
             <w:rPr>
               <w:b w:val="1"/>
+              <w:bCs w:val="1"/>
               <w:color w:val="000000"/>
               <w:u w:val="none"/>
             </w:rPr>
@@ -814,6 +832,7 @@
             <w:r>
               <w:rPr>
                 <w:b w:val="1"/>
+                <w:bCs w:val="1"/>
                 <w:color w:val="000000"/>
                 <w:u w:val="none"/>
                 <w:rtl w:val="0"/>
@@ -838,6 +857,7 @@
             <w:jc w:val="left"/>
             <w:rPr>
               <w:b w:val="1"/>
+              <w:bCs w:val="1"/>
               <w:color w:val="000000"/>
               <w:u w:val="none"/>
             </w:rPr>
@@ -846,6 +866,7 @@
             <w:r>
               <w:rPr>
                 <w:b w:val="1"/>
+                <w:bCs w:val="1"/>
                 <w:color w:val="000000"/>
                 <w:u w:val="none"/>
                 <w:rtl w:val="0"/>
@@ -1045,7 +1066,9 @@
       <w:r>
         <w:rPr>
           <w:b w:val="1"/>
+          <w:bCs w:val="1"/>
           <w:i w:val="1"/>
+          <w:iCs w:val="1"/>
           <w:rtl w:val="0"/>
         </w:rPr>
         <w:t xml:space="preserve">apache01</w:t>
@@ -1059,7 +1082,9 @@
       <w:r>
         <w:rPr>
           <w:b w:val="1"/>
+          <w:bCs w:val="1"/>
           <w:i w:val="1"/>
+          <w:iCs w:val="1"/>
           <w:rtl w:val="0"/>
         </w:rPr>
         <w:t xml:space="preserve">apache02</w:t>
@@ -1073,7 +1098,9 @@
       <w:r>
         <w:rPr>
           <w:b w:val="1"/>
+          <w:bCs w:val="1"/>
           <w:i w:val="1"/>
+          <w:iCs w:val="1"/>
           <w:rtl w:val="0"/>
         </w:rPr>
         <w:t xml:space="preserve">haproxy</w:t>
@@ -1099,7 +1126,9 @@
       <w:r>
         <w:rPr>
           <w:b w:val="1"/>
+          <w:bCs w:val="1"/>
           <w:i w:val="1"/>
+          <w:iCs w:val="1"/>
           <w:rtl w:val="0"/>
         </w:rPr>
         <w:t xml:space="preserve">docker build</w:t>
@@ -1685,7 +1714,9 @@
       <w:r>
         <w:rPr>
           <w:b w:val="1"/>
+          <w:bCs w:val="1"/>
           <w:i w:val="1"/>
+          <w:iCs w:val="1"/>
           <w:rtl w:val="0"/>
         </w:rPr>
         <w:t xml:space="preserve">miapache01</w:t>
@@ -1699,7 +1730,9 @@
       <w:r>
         <w:rPr>
           <w:b w:val="1"/>
+          <w:bCs w:val="1"/>
           <w:i w:val="1"/>
+          <w:iCs w:val="1"/>
           <w:rtl w:val="0"/>
         </w:rPr>
         <w:t xml:space="preserve">miapache02</w:t>
@@ -1713,7 +1746,9 @@
       <w:r>
         <w:rPr>
           <w:b w:val="1"/>
+          <w:bCs w:val="1"/>
           <w:i w:val="1"/>
+          <w:iCs w:val="1"/>
           <w:rtl w:val="0"/>
         </w:rPr>
         <w:t xml:space="preserve">mihaproxy</w:t>
@@ -1801,7 +1836,9 @@
       <w:r>
         <w:rPr>
           <w:b w:val="1"/>
+          <w:bCs w:val="1"/>
           <w:i w:val="1"/>
+          <w:iCs w:val="1"/>
           <w:rtl w:val="0"/>
         </w:rPr>
         <w:t xml:space="preserve">apache01</w:t>
@@ -1815,7 +1852,9 @@
       <w:r>
         <w:rPr>
           <w:b w:val="1"/>
+          <w:bCs w:val="1"/>
           <w:i w:val="1"/>
+          <w:iCs w:val="1"/>
           <w:rtl w:val="0"/>
         </w:rPr>
         <w:t xml:space="preserve">apache02</w:t>
@@ -1881,6 +1920,7 @@
               <w:rPr>
                 <w:rFonts w:ascii="Consolas" w:cs="Consolas" w:eastAsia="Consolas" w:hAnsi="Consolas"/>
                 <w:b w:val="1"/>
+                <w:bCs w:val="1"/>
                 <w:color w:val="333333"/>
                 <w:shd w:fill="f8f8f8" w:val="clear"/>
                 <w:rtl w:val="0"/>
@@ -1918,6 +1958,7 @@
               <w:rPr>
                 <w:rFonts w:ascii="Consolas" w:cs="Consolas" w:eastAsia="Consolas" w:hAnsi="Consolas"/>
                 <w:i w:val="1"/>
+                <w:iCs w:val="1"/>
                 <w:color w:val="999988"/>
                 <w:shd w:fill="f8f8f8" w:val="clear"/>
                 <w:rtl w:val="0"/>
@@ -1937,6 +1978,7 @@
               <w:rPr>
                 <w:rFonts w:ascii="Consolas" w:cs="Consolas" w:eastAsia="Consolas" w:hAnsi="Consolas"/>
                 <w:b w:val="1"/>
+                <w:bCs w:val="1"/>
                 <w:color w:val="333333"/>
                 <w:shd w:fill="f8f8f8" w:val="clear"/>
                 <w:rtl w:val="0"/>
@@ -2004,7 +2046,9 @@
       <w:r>
         <w:rPr>
           <w:b w:val="1"/>
+          <w:bCs w:val="1"/>
           <w:i w:val="1"/>
+          <w:iCs w:val="1"/>
           <w:rtl w:val="0"/>
         </w:rPr>
         <w:t xml:space="preserve">index.html</w:t>
@@ -2018,7 +2062,9 @@
       <w:r>
         <w:rPr>
           <w:b w:val="1"/>
+          <w:bCs w:val="1"/>
           <w:i w:val="1"/>
+          <w:iCs w:val="1"/>
           <w:rtl w:val="0"/>
         </w:rPr>
         <w:t xml:space="preserve">apache01</w:t>
@@ -2045,7 +2091,9 @@
       <w:r>
         <w:rPr>
           <w:b w:val="1"/>
+          <w:bCs w:val="1"/>
           <w:i w:val="1"/>
+          <w:iCs w:val="1"/>
           <w:rtl w:val="0"/>
         </w:rPr>
         <w:t xml:space="preserve">apache02</w:t>
@@ -2059,7 +2107,9 @@
       <w:r>
         <w:rPr>
           <w:b w:val="1"/>
+          <w:bCs w:val="1"/>
           <w:i w:val="1"/>
+          <w:iCs w:val="1"/>
           <w:rtl w:val="0"/>
         </w:rPr>
         <w:t xml:space="preserve"> </w:t>
@@ -2148,7 +2198,9 @@
       <w:r>
         <w:rPr>
           <w:b w:val="1"/>
+          <w:bCs w:val="1"/>
           <w:i w:val="1"/>
+          <w:iCs w:val="1"/>
           <w:rtl w:val="0"/>
         </w:rPr>
         <w:t xml:space="preserve">haproxy</w:t>
@@ -2211,6 +2263,7 @@
               <w:rPr>
                 <w:rFonts w:ascii="Consolas" w:cs="Consolas" w:eastAsia="Consolas" w:hAnsi="Consolas"/>
                 <w:b w:val="1"/>
+                <w:bCs w:val="1"/>
                 <w:color w:val="333333"/>
                 <w:shd w:fill="f8f8f8" w:val="clear"/>
               </w:rPr>
@@ -2219,6 +2272,7 @@
               <w:rPr>
                 <w:rFonts w:ascii="Consolas" w:cs="Consolas" w:eastAsia="Consolas" w:hAnsi="Consolas"/>
                 <w:b w:val="1"/>
+                <w:bCs w:val="1"/>
                 <w:color w:val="333333"/>
                 <w:shd w:fill="f8f8f8" w:val="clear"/>
                 <w:rtl w:val="0"/>
@@ -2229,6 +2283,7 @@
               <w:rPr>
                 <w:rFonts w:ascii="Consolas" w:cs="Consolas" w:eastAsia="Consolas" w:hAnsi="Consolas"/>
                 <w:b w:val="1"/>
+                <w:bCs w:val="1"/>
                 <w:color w:val="008080"/>
                 <w:shd w:fill="f8f8f8" w:val="clear"/>
                 <w:rtl w:val="0"/>
@@ -2239,6 +2294,7 @@
               <w:rPr>
                 <w:rFonts w:ascii="Consolas" w:cs="Consolas" w:eastAsia="Consolas" w:hAnsi="Consolas"/>
                 <w:b w:val="1"/>
+                <w:bCs w:val="1"/>
                 <w:color w:val="333333"/>
                 <w:shd w:fill="f8f8f8" w:val="clear"/>
                 <w:rtl w:val="0"/>
@@ -2249,7 +2305,9 @@
               <w:rPr>
                 <w:rFonts w:ascii="Consolas" w:cs="Consolas" w:eastAsia="Consolas" w:hAnsi="Consolas"/>
                 <w:b w:val="1"/>
+                <w:bCs w:val="1"/>
                 <w:i w:val="1"/>
+                <w:iCs w:val="1"/>
                 <w:color w:val="999988"/>
                 <w:shd w:fill="f8f8f8" w:val="clear"/>
                 <w:rtl w:val="0"/>
@@ -2260,6 +2318,7 @@
               <w:rPr>
                 <w:rFonts w:ascii="Consolas" w:cs="Consolas" w:eastAsia="Consolas" w:hAnsi="Consolas"/>
                 <w:b w:val="1"/>
+                <w:bCs w:val="1"/>
                 <w:color w:val="333333"/>
                 <w:shd w:fill="f8f8f8" w:val="clear"/>
                 <w:rtl w:val="0"/>
@@ -2271,6 +2330,7 @@
               <w:rPr>
                 <w:rFonts w:ascii="Consolas" w:cs="Consolas" w:eastAsia="Consolas" w:hAnsi="Consolas"/>
                 <w:b w:val="1"/>
+                <w:bCs w:val="1"/>
                 <w:color w:val="0086b3"/>
                 <w:shd w:fill="f8f8f8" w:val="clear"/>
                 <w:rtl w:val="0"/>
@@ -2281,6 +2341,7 @@
               <w:rPr>
                 <w:rFonts w:ascii="Consolas" w:cs="Consolas" w:eastAsia="Consolas" w:hAnsi="Consolas"/>
                 <w:b w:val="1"/>
+                <w:bCs w:val="1"/>
                 <w:color w:val="333333"/>
                 <w:shd w:fill="f8f8f8" w:val="clear"/>
                 <w:rtl w:val="0"/>
@@ -2308,6 +2369,7 @@
               <w:rPr>
                 <w:rFonts w:ascii="Consolas" w:cs="Consolas" w:eastAsia="Consolas" w:hAnsi="Consolas"/>
                 <w:b w:val="1"/>
+                <w:bCs w:val="1"/>
                 <w:color w:val="333333"/>
                 <w:shd w:fill="f8f8f8" w:val="clear"/>
               </w:rPr>
@@ -2316,6 +2378,7 @@
               <w:rPr>
                 <w:rFonts w:ascii="Consolas" w:cs="Consolas" w:eastAsia="Consolas" w:hAnsi="Consolas"/>
                 <w:b w:val="1"/>
+                <w:bCs w:val="1"/>
                 <w:color w:val="333333"/>
                 <w:shd w:fill="f8f8f8" w:val="clear"/>
                 <w:rtl w:val="0"/>
@@ -3105,7 +3168,9 @@
       <w:r>
         <w:rPr>
           <w:b w:val="1"/>
+          <w:bCs w:val="1"/>
           <w:i w:val="1"/>
+          <w:iCs w:val="1"/>
           <w:rtl w:val="0"/>
         </w:rPr>
         <w:t xml:space="preserve">roundrobin</w:t>
@@ -3199,7 +3264,9 @@
       <w:r>
         <w:rPr>
           <w:b w:val="1"/>
+          <w:bCs w:val="1"/>
           <w:i w:val="1"/>
+          <w:iCs w:val="1"/>
           <w:rtl w:val="0"/>
         </w:rPr>
         <w:t xml:space="preserve">-e</w:t>
@@ -3213,7 +3280,9 @@
       <w:r>
         <w:rPr>
           <w:b w:val="1"/>
+          <w:bCs w:val="1"/>
           <w:i w:val="1"/>
+          <w:iCs w:val="1"/>
           <w:rtl w:val="0"/>
         </w:rPr>
         <w:t xml:space="preserve">docker run</w:t>
@@ -3275,7 +3344,9 @@
       <w:r>
         <w:rPr>
           <w:b w:val="1"/>
+          <w:bCs w:val="1"/>
           <w:i w:val="1"/>
+          <w:iCs w:val="1"/>
           <w:rtl w:val="0"/>
         </w:rPr>
         <w:t xml:space="preserve">balanceo</w:t>
@@ -3380,7 +3451,9 @@
       <w:r>
         <w:rPr>
           <w:b w:val="1"/>
+          <w:bCs w:val="1"/>
           <w:i w:val="1"/>
+          <w:iCs w:val="1"/>
           <w:rtl w:val="0"/>
         </w:rPr>
         <w:t xml:space="preserve">balanceo</w:t>
@@ -3394,7 +3467,9 @@
       <w:r>
         <w:rPr>
           <w:b w:val="1"/>
+          <w:bCs w:val="1"/>
           <w:i w:val="1"/>
+          <w:iCs w:val="1"/>
           <w:rtl w:val="0"/>
         </w:rPr>
         <w:t xml:space="preserve">ap01</w:t>
@@ -3408,7 +3483,9 @@
       <w:r>
         <w:rPr>
           <w:b w:val="1"/>
+          <w:bCs w:val="1"/>
           <w:i w:val="1"/>
+          <w:iCs w:val="1"/>
           <w:rtl w:val="0"/>
         </w:rPr>
         <w:t xml:space="preserve">ap02</w:t>
@@ -3642,7 +3719,9 @@
       <w:r>
         <w:rPr>
           <w:b w:val="1"/>
+          <w:bCs w:val="1"/>
           <w:i w:val="1"/>
+          <w:iCs w:val="1"/>
           <w:rtl w:val="0"/>
         </w:rPr>
         <w:t xml:space="preserve">balanceo</w:t>
@@ -3770,6 +3849,7 @@
       <w:r>
         <w:rPr>
           <w:b w:val="1"/>
+          <w:bCs w:val="1"/>
           <w:u w:val="single"/>
           <w:rtl w:val="0"/>
         </w:rPr>
@@ -3784,6 +3864,7 @@
       <w:r>
         <w:rPr>
           <w:b w:val="1"/>
+          <w:bCs w:val="1"/>
           <w:u w:val="single"/>
           <w:rtl w:val="0"/>
         </w:rPr>
@@ -3798,6 +3879,7 @@
       <w:r>
         <w:rPr>
           <w:b w:val="1"/>
+          <w:bCs w:val="1"/>
           <w:u w:val="single"/>
           <w:rtl w:val="0"/>
         </w:rPr>
@@ -3874,7 +3956,9 @@
       <w:r>
         <w:rPr>
           <w:b w:val="1"/>
+          <w:bCs w:val="1"/>
           <w:i w:val="1"/>
+          <w:iCs w:val="1"/>
           <w:rtl w:val="0"/>
         </w:rPr>
         <w:t xml:space="preserve">ap01</w:t>
@@ -3897,12 +3981,12 @@
           <wp:inline distB="114300" distT="114300" distL="114300" distR="114300">
             <wp:extent cx="5991225" cy="962025"/>
             <wp:effectExtent b="0" l="0" r="0" t="0"/>
-            <wp:docPr id="1" name="image5.png"/>
+            <wp:docPr id="1" name="image4.png"/>
             <a:graphic>
               <a:graphicData uri="http://schemas.openxmlformats.org/drawingml/2006/picture">
                 <pic:pic>
                   <pic:nvPicPr>
-                    <pic:cNvPr id="0" name="image5.png"/>
+                    <pic:cNvPr id="0" name="image4.png"/>
                     <pic:cNvPicPr preferRelativeResize="0"/>
                   </pic:nvPicPr>
                   <pic:blipFill>
@@ -3946,7 +4030,9 @@
       <w:r>
         <w:rPr>
           <w:b w:val="1"/>
+          <w:bCs w:val="1"/>
           <w:i w:val="1"/>
+          <w:iCs w:val="1"/>
           <w:rtl w:val="0"/>
         </w:rPr>
         <w:t xml:space="preserve">ap02</w:t>
@@ -4049,6 +4135,7 @@
       <w:r>
         <w:rPr>
           <w:b w:val="1"/>
+          <w:bCs w:val="1"/>
           <w:rtl w:val="0"/>
         </w:rPr>
         <w:t xml:space="preserve">Atención: </w:t>
@@ -4140,7 +4227,9 @@
       <w:r>
         <w:rPr>
           <w:b w:val="1"/>
+          <w:bCs w:val="1"/>
           <w:i w:val="1"/>
+          <w:iCs w:val="1"/>
           <w:rtl w:val="0"/>
         </w:rPr>
         <w:t xml:space="preserve">apachevolumen</w:t>
@@ -4627,7 +4716,9 @@
       <w:r>
         <w:rPr>
           <w:b w:val="1"/>
+          <w:bCs w:val="1"/>
           <w:i w:val="1"/>
+          <w:iCs w:val="1"/>
           <w:rtl w:val="0"/>
         </w:rPr>
         <w:t xml:space="preserve">datosapache</w:t>
@@ -4641,7 +4732,9 @@
       <w:r>
         <w:rPr>
           <w:b w:val="1"/>
+          <w:bCs w:val="1"/>
           <w:i w:val="1"/>
+          <w:iCs w:val="1"/>
           <w:rtl w:val="0"/>
         </w:rPr>
         <w:t xml:space="preserve">/usr/local/apache/htdocs/</w:t>
@@ -4678,7 +4771,9 @@
       <w:r>
         <w:rPr>
           <w:b w:val="1"/>
+          <w:bCs w:val="1"/>
           <w:i w:val="1"/>
+          <w:iCs w:val="1"/>
           <w:rtl w:val="0"/>
         </w:rPr>
         <w:t xml:space="preserve">index.html</w:t>
@@ -4715,7 +4810,9 @@
       <w:r>
         <w:rPr>
           <w:b w:val="1"/>
+          <w:bCs w:val="1"/>
           <w:i w:val="1"/>
+          <w:iCs w:val="1"/>
           <w:rtl w:val="0"/>
         </w:rPr>
         <w:t xml:space="preserve">httpd:2.4</w:t>
@@ -4885,12 +4982,12 @@
           <wp:inline distB="114300" distT="114300" distL="114300" distR="114300">
             <wp:extent cx="6120000" cy="469900"/>
             <wp:effectExtent b="0" l="0" r="0" t="0"/>
-            <wp:docPr id="5" name="image2.png"/>
+            <wp:docPr id="5" name="image5.png"/>
             <a:graphic>
               <a:graphicData uri="http://schemas.openxmlformats.org/drawingml/2006/picture">
                 <pic:pic>
                   <pic:nvPicPr>
-                    <pic:cNvPr id="0" name="image2.png"/>
+                    <pic:cNvPr id="0" name="image5.png"/>
                     <pic:cNvPicPr preferRelativeResize="0"/>
                   </pic:nvPicPr>
                   <pic:blipFill>
@@ -5436,11 +5533,19 @@
       </w:pPr>
     </w:pPrDefault>
   </w:docDefaults>
+  <w:style w:type="table" w:styleId="TableNormal" w:default="1">
+    <w:name w:val="TableNormal"/>
+    <w:tblPr>
+      <w:tblCellMar>
+        <w:top w:w="100.0" w:type="dxa"/>
+        <w:left w:w="100.0" w:type="dxa"/>
+        <w:bottom w:w="100.0" w:type="dxa"/>
+        <w:right w:w="100.0" w:type="dxa"/>
+      </w:tblCellMar>
+    </w:tblPr>
+  </w:style>
   <w:style w:type="paragraph" w:styleId="Normal" w:default="1">
     <w:name w:val="normal"/>
-  </w:style>
-  <w:style w:type="table" w:styleId="TableNormal" w:default="1">
-    <w:name w:val="Table Normal"/>
   </w:style>
   <w:style w:type="paragraph" w:styleId="Heading1">
     <w:name w:val="heading 1"/>
@@ -5488,6 +5593,7 @@
     <w:rPr>
       <w:rFonts w:ascii="Arial" w:cs="Arial" w:eastAsia="Arial" w:hAnsi="Arial"/>
       <w:b w:val="0"/>
+      <w:bCs w:val="0"/>
       <w:smallCaps w:val="0"/>
       <w:color w:val="669966"/>
       <w:sz w:val="22"/>
@@ -5508,7 +5614,9 @@
     <w:rPr>
       <w:rFonts w:ascii="Arial" w:cs="Arial" w:eastAsia="Arial" w:hAnsi="Arial"/>
       <w:b w:val="1"/>
+      <w:bCs w:val="1"/>
       <w:i w:val="1"/>
+      <w:iCs w:val="1"/>
       <w:smallCaps w:val="0"/>
       <w:sz w:val="21"/>
       <w:szCs w:val="21"/>
@@ -5529,6 +5637,7 @@
     <w:rPr>
       <w:rFonts w:ascii="Arial" w:cs="Arial" w:eastAsia="Arial" w:hAnsi="Arial"/>
       <w:b w:val="1"/>
+      <w:bCs w:val="1"/>
       <w:smallCaps w:val="1"/>
       <w:sz w:val="24"/>
       <w:szCs w:val="24"/>
@@ -5546,6 +5655,7 @@
     </w:pPr>
     <w:rPr>
       <w:b w:val="1"/>
+      <w:bCs w:val="1"/>
       <w:sz w:val="20"/>
       <w:szCs w:val="20"/>
     </w:rPr>
@@ -5562,6 +5672,7 @@
     </w:pPr>
     <w:rPr>
       <w:b w:val="1"/>
+      <w:bCs w:val="1"/>
       <w:sz w:val="72"/>
       <w:szCs w:val="72"/>
     </w:rPr>
@@ -5579,6 +5690,7 @@
     <w:rPr>
       <w:rFonts w:ascii="Georgia" w:cs="Georgia" w:eastAsia="Georgia" w:hAnsi="Georgia"/>
       <w:i w:val="1"/>
+      <w:iCs w:val="1"/>
       <w:color w:val="666666"/>
       <w:sz w:val="48"/>
       <w:szCs w:val="48"/>
@@ -5589,12 +5701,6 @@
     <w:tblPr>
       <w:tblStyleRowBandSize w:val="1"/>
       <w:tblStyleColBandSize w:val="1"/>
-      <w:tblCellMar>
-        <w:top w:w="100.0" w:type="dxa"/>
-        <w:left w:w="100.0" w:type="dxa"/>
-        <w:bottom w:w="100.0" w:type="dxa"/>
-        <w:right w:w="100.0" w:type="dxa"/>
-      </w:tblCellMar>
     </w:tblPr>
   </w:style>
   <w:style w:type="table" w:styleId="Table2">
@@ -5602,12 +5708,6 @@
     <w:tblPr>
       <w:tblStyleRowBandSize w:val="1"/>
       <w:tblStyleColBandSize w:val="1"/>
-      <w:tblCellMar>
-        <w:top w:w="100.0" w:type="dxa"/>
-        <w:left w:w="100.0" w:type="dxa"/>
-        <w:bottom w:w="100.0" w:type="dxa"/>
-        <w:right w:w="100.0" w:type="dxa"/>
-      </w:tblCellMar>
     </w:tblPr>
   </w:style>
   <w:style w:type="table" w:styleId="Table3">
@@ -5615,12 +5715,6 @@
     <w:tblPr>
       <w:tblStyleRowBandSize w:val="1"/>
       <w:tblStyleColBandSize w:val="1"/>
-      <w:tblCellMar>
-        <w:top w:w="100.0" w:type="dxa"/>
-        <w:left w:w="100.0" w:type="dxa"/>
-        <w:bottom w:w="100.0" w:type="dxa"/>
-        <w:right w:w="100.0" w:type="dxa"/>
-      </w:tblCellMar>
     </w:tblPr>
   </w:style>
   <w:style w:type="table" w:styleId="Table4">
@@ -5628,12 +5722,6 @@
     <w:tblPr>
       <w:tblStyleRowBandSize w:val="1"/>
       <w:tblStyleColBandSize w:val="1"/>
-      <w:tblCellMar>
-        <w:top w:w="100.0" w:type="dxa"/>
-        <w:left w:w="100.0" w:type="dxa"/>
-        <w:bottom w:w="100.0" w:type="dxa"/>
-        <w:right w:w="100.0" w:type="dxa"/>
-      </w:tblCellMar>
     </w:tblPr>
   </w:style>
   <w:style w:type="table" w:styleId="Table5">
@@ -5641,12 +5729,6 @@
     <w:tblPr>
       <w:tblStyleRowBandSize w:val="1"/>
       <w:tblStyleColBandSize w:val="1"/>
-      <w:tblCellMar>
-        <w:top w:w="100.0" w:type="dxa"/>
-        <w:left w:w="100.0" w:type="dxa"/>
-        <w:bottom w:w="100.0" w:type="dxa"/>
-        <w:right w:w="100.0" w:type="dxa"/>
-      </w:tblCellMar>
     </w:tblPr>
   </w:style>
   <w:style w:type="table" w:styleId="Table6">
@@ -5654,12 +5736,6 @@
     <w:tblPr>
       <w:tblStyleRowBandSize w:val="1"/>
       <w:tblStyleColBandSize w:val="1"/>
-      <w:tblCellMar>
-        <w:top w:w="100.0" w:type="dxa"/>
-        <w:left w:w="100.0" w:type="dxa"/>
-        <w:bottom w:w="100.0" w:type="dxa"/>
-        <w:right w:w="100.0" w:type="dxa"/>
-      </w:tblCellMar>
     </w:tblPr>
   </w:style>
   <w:style w:type="table" w:styleId="Table7">
@@ -5667,12 +5743,6 @@
     <w:tblPr>
       <w:tblStyleRowBandSize w:val="1"/>
       <w:tblStyleColBandSize w:val="1"/>
-      <w:tblCellMar>
-        <w:top w:w="100.0" w:type="dxa"/>
-        <w:left w:w="100.0" w:type="dxa"/>
-        <w:bottom w:w="100.0" w:type="dxa"/>
-        <w:right w:w="100.0" w:type="dxa"/>
-      </w:tblCellMar>
     </w:tblPr>
   </w:style>
   <w:style w:type="table" w:styleId="Table8">
@@ -5680,12 +5750,6 @@
     <w:tblPr>
       <w:tblStyleRowBandSize w:val="1"/>
       <w:tblStyleColBandSize w:val="1"/>
-      <w:tblCellMar>
-        <w:top w:w="100.0" w:type="dxa"/>
-        <w:left w:w="100.0" w:type="dxa"/>
-        <w:bottom w:w="100.0" w:type="dxa"/>
-        <w:right w:w="100.0" w:type="dxa"/>
-      </w:tblCellMar>
     </w:tblPr>
   </w:style>
   <w:style w:type="table" w:styleId="Table9">
@@ -5693,12 +5757,6 @@
     <w:tblPr>
       <w:tblStyleRowBandSize w:val="1"/>
       <w:tblStyleColBandSize w:val="1"/>
-      <w:tblCellMar>
-        <w:top w:w="100.0" w:type="dxa"/>
-        <w:left w:w="100.0" w:type="dxa"/>
-        <w:bottom w:w="100.0" w:type="dxa"/>
-        <w:right w:w="100.0" w:type="dxa"/>
-      </w:tblCellMar>
     </w:tblPr>
   </w:style>
   <w:style w:type="table" w:styleId="Table10">
@@ -5706,12 +5764,6 @@
     <w:tblPr>
       <w:tblStyleRowBandSize w:val="1"/>
       <w:tblStyleColBandSize w:val="1"/>
-      <w:tblCellMar>
-        <w:top w:w="100.0" w:type="dxa"/>
-        <w:left w:w="100.0" w:type="dxa"/>
-        <w:bottom w:w="100.0" w:type="dxa"/>
-        <w:right w:w="100.0" w:type="dxa"/>
-      </w:tblCellMar>
     </w:tblPr>
   </w:style>
   <w:style w:type="table" w:styleId="Table11">
@@ -5719,12 +5771,6 @@
     <w:tblPr>
       <w:tblStyleRowBandSize w:val="1"/>
       <w:tblStyleColBandSize w:val="1"/>
-      <w:tblCellMar>
-        <w:top w:w="100.0" w:type="dxa"/>
-        <w:left w:w="100.0" w:type="dxa"/>
-        <w:bottom w:w="100.0" w:type="dxa"/>
-        <w:right w:w="100.0" w:type="dxa"/>
-      </w:tblCellMar>
     </w:tblPr>
   </w:style>
   <w:style w:type="table" w:styleId="Table12">
@@ -5732,12 +5778,6 @@
     <w:tblPr>
       <w:tblStyleRowBandSize w:val="1"/>
       <w:tblStyleColBandSize w:val="1"/>
-      <w:tblCellMar>
-        <w:top w:w="100.0" w:type="dxa"/>
-        <w:left w:w="100.0" w:type="dxa"/>
-        <w:bottom w:w="100.0" w:type="dxa"/>
-        <w:right w:w="100.0" w:type="dxa"/>
-      </w:tblCellMar>
     </w:tblPr>
   </w:style>
   <w:style w:type="table" w:styleId="Table13">
@@ -5745,12 +5785,6 @@
     <w:tblPr>
       <w:tblStyleRowBandSize w:val="1"/>
       <w:tblStyleColBandSize w:val="1"/>
-      <w:tblCellMar>
-        <w:top w:w="100.0" w:type="dxa"/>
-        <w:left w:w="100.0" w:type="dxa"/>
-        <w:bottom w:w="100.0" w:type="dxa"/>
-        <w:right w:w="100.0" w:type="dxa"/>
-      </w:tblCellMar>
     </w:tblPr>
   </w:style>
   <w:style w:type="table" w:styleId="Table14">
@@ -5758,12 +5792,6 @@
     <w:tblPr>
       <w:tblStyleRowBandSize w:val="1"/>
       <w:tblStyleColBandSize w:val="1"/>
-      <w:tblCellMar>
-        <w:top w:w="100.0" w:type="dxa"/>
-        <w:left w:w="100.0" w:type="dxa"/>
-        <w:bottom w:w="100.0" w:type="dxa"/>
-        <w:right w:w="100.0" w:type="dxa"/>
-      </w:tblCellMar>
     </w:tblPr>
   </w:style>
   <w:style w:type="table" w:styleId="Table15">
@@ -5771,12 +5799,6 @@
     <w:tblPr>
       <w:tblStyleRowBandSize w:val="1"/>
       <w:tblStyleColBandSize w:val="1"/>
-      <w:tblCellMar>
-        <w:top w:w="100.0" w:type="dxa"/>
-        <w:left w:w="100.0" w:type="dxa"/>
-        <w:bottom w:w="100.0" w:type="dxa"/>
-        <w:right w:w="100.0" w:type="dxa"/>
-      </w:tblCellMar>
     </w:tblPr>
   </w:style>
   <w:style w:type="table" w:styleId="Table16">
@@ -5784,12 +5806,6 @@
     <w:tblPr>
       <w:tblStyleRowBandSize w:val="1"/>
       <w:tblStyleColBandSize w:val="1"/>
-      <w:tblCellMar>
-        <w:top w:w="100.0" w:type="dxa"/>
-        <w:left w:w="100.0" w:type="dxa"/>
-        <w:bottom w:w="100.0" w:type="dxa"/>
-        <w:right w:w="100.0" w:type="dxa"/>
-      </w:tblCellMar>
     </w:tblPr>
   </w:style>
   <w:style w:type="table" w:styleId="Table17">
@@ -5797,12 +5813,6 @@
     <w:tblPr>
       <w:tblStyleRowBandSize w:val="1"/>
       <w:tblStyleColBandSize w:val="1"/>
-      <w:tblCellMar>
-        <w:top w:w="100.0" w:type="dxa"/>
-        <w:left w:w="100.0" w:type="dxa"/>
-        <w:bottom w:w="100.0" w:type="dxa"/>
-        <w:right w:w="100.0" w:type="dxa"/>
-      </w:tblCellMar>
     </w:tblPr>
   </w:style>
   <w:style w:type="table" w:styleId="Table18">
@@ -5810,12 +5820,6 @@
     <w:tblPr>
       <w:tblStyleRowBandSize w:val="1"/>
       <w:tblStyleColBandSize w:val="1"/>
-      <w:tblCellMar>
-        <w:top w:w="100.0" w:type="dxa"/>
-        <w:left w:w="100.0" w:type="dxa"/>
-        <w:bottom w:w="100.0" w:type="dxa"/>
-        <w:right w:w="100.0" w:type="dxa"/>
-      </w:tblCellMar>
     </w:tblPr>
   </w:style>
   <w:style w:type="table" w:styleId="Table19">
@@ -5823,12 +5827,6 @@
     <w:tblPr>
       <w:tblStyleRowBandSize w:val="1"/>
       <w:tblStyleColBandSize w:val="1"/>
-      <w:tblCellMar>
-        <w:top w:w="100.0" w:type="dxa"/>
-        <w:left w:w="100.0" w:type="dxa"/>
-        <w:bottom w:w="100.0" w:type="dxa"/>
-        <w:right w:w="100.0" w:type="dxa"/>
-      </w:tblCellMar>
     </w:tblPr>
   </w:style>
 </w:styles>
